--- a/tillsyn/A 10103-2022 tillsynsbegäran.docx
+++ b/tillsyn/A 10103-2022 tillsynsbegäran.docx
@@ -329,7 +329,7 @@
     <w:r>
       <w:tab/>
       <w:tab/>
-      <w:t>2026-09-14</w:t>
+      <w:t>2026-09-15</w:t>
       <w:br/>
       <w:br/>
     </w:r>

--- a/tillsyn/A 10103-2022 tillsynsbegäran.docx
+++ b/tillsyn/A 10103-2022 tillsynsbegäran.docx
@@ -329,7 +329,7 @@
     <w:r>
       <w:tab/>
       <w:tab/>
-      <w:t>2026-09-15</w:t>
+      <w:t>2026-09-16</w:t>
       <w:br/>
       <w:br/>
     </w:r>

--- a/tillsyn/A 10103-2022 tillsynsbegäran.docx
+++ b/tillsyn/A 10103-2022 tillsynsbegäran.docx
@@ -329,7 +329,7 @@
     <w:r>
       <w:tab/>
       <w:tab/>
-      <w:t>2026-09-16</w:t>
+      <w:t>2026-09-17</w:t>
       <w:br/>
       <w:br/>
     </w:r>

--- a/tillsyn/A 10103-2022 tillsynsbegäran.docx
+++ b/tillsyn/A 10103-2022 tillsynsbegäran.docx
@@ -329,7 +329,7 @@
     <w:r>
       <w:tab/>
       <w:tab/>
-      <w:t>2026-09-17</w:t>
+      <w:t>2026-09-18</w:t>
       <w:br/>
       <w:br/>
     </w:r>

--- a/tillsyn/A 10103-2022 tillsynsbegäran.docx
+++ b/tillsyn/A 10103-2022 tillsynsbegäran.docx
@@ -329,7 +329,7 @@
     <w:r>
       <w:tab/>
       <w:tab/>
-      <w:t>2026-09-18</w:t>
+      <w:t>2026-09-19</w:t>
       <w:br/>
       <w:br/>
     </w:r>

--- a/tillsyn/A 10103-2022 tillsynsbegäran.docx
+++ b/tillsyn/A 10103-2022 tillsynsbegäran.docx
@@ -329,7 +329,7 @@
     <w:r>
       <w:tab/>
       <w:tab/>
-      <w:t>2026-09-19</w:t>
+      <w:t>2026-09-21</w:t>
       <w:br/>
       <w:br/>
     </w:r>

--- a/tillsyn/A 10103-2022 tillsynsbegäran.docx
+++ b/tillsyn/A 10103-2022 tillsynsbegäran.docx
@@ -329,7 +329,7 @@
     <w:r>
       <w:tab/>
       <w:tab/>
-      <w:t>2026-09-21</w:t>
+      <w:t>2026-09-23</w:t>
       <w:br/>
       <w:br/>
     </w:r>

--- a/tillsyn/A 10103-2022 tillsynsbegäran.docx
+++ b/tillsyn/A 10103-2022 tillsynsbegäran.docx
@@ -329,7 +329,7 @@
     <w:r>
       <w:tab/>
       <w:tab/>
-      <w:t>2026-09-23</w:t>
+      <w:t>2026-09-24</w:t>
       <w:br/>
       <w:br/>
     </w:r>

--- a/tillsyn/A 10103-2022 tillsynsbegäran.docx
+++ b/tillsyn/A 10103-2022 tillsynsbegäran.docx
@@ -329,7 +329,7 @@
     <w:r>
       <w:tab/>
       <w:tab/>
-      <w:t>2026-09-24</w:t>
+      <w:t>2026-09-25</w:t>
       <w:br/>
       <w:br/>
     </w:r>

--- a/tillsyn/A 10103-2022 tillsynsbegäran.docx
+++ b/tillsyn/A 10103-2022 tillsynsbegäran.docx
@@ -329,7 +329,7 @@
     <w:r>
       <w:tab/>
       <w:tab/>
-      <w:t>2026-09-25</w:t>
+      <w:t>2026-09-26</w:t>
       <w:br/>
       <w:br/>
     </w:r>

--- a/tillsyn/A 10103-2022 tillsynsbegäran.docx
+++ b/tillsyn/A 10103-2022 tillsynsbegäran.docx
@@ -329,7 +329,7 @@
     <w:r>
       <w:tab/>
       <w:tab/>
-      <w:t>2026-09-26</w:t>
+      <w:t>2026-09-27</w:t>
       <w:br/>
       <w:br/>
     </w:r>

--- a/tillsyn/A 10103-2022 tillsynsbegäran.docx
+++ b/tillsyn/A 10103-2022 tillsynsbegäran.docx
@@ -329,7 +329,7 @@
     <w:r>
       <w:tab/>
       <w:tab/>
-      <w:t>2026-09-27</w:t>
+      <w:t>2026-09-28</w:t>
       <w:br/>
       <w:br/>
     </w:r>

--- a/tillsyn/A 10103-2022 tillsynsbegäran.docx
+++ b/tillsyn/A 10103-2022 tillsynsbegäran.docx
@@ -329,7 +329,7 @@
     <w:r>
       <w:tab/>
       <w:tab/>
-      <w:t>2026-09-28</w:t>
+      <w:t>2026-09-29</w:t>
       <w:br/>
       <w:br/>
     </w:r>

--- a/tillsyn/A 10103-2022 tillsynsbegäran.docx
+++ b/tillsyn/A 10103-2022 tillsynsbegäran.docx
@@ -329,7 +329,7 @@
     <w:r>
       <w:tab/>
       <w:tab/>
-      <w:t>2026-09-29</w:t>
+      <w:t>2026-09-30</w:t>
       <w:br/>
       <w:br/>
     </w:r>

--- a/tillsyn/A 10103-2022 tillsynsbegäran.docx
+++ b/tillsyn/A 10103-2022 tillsynsbegäran.docx
@@ -329,7 +329,7 @@
     <w:r>
       <w:tab/>
       <w:tab/>
-      <w:t>2026-09-30</w:t>
+      <w:t>2026-10-01</w:t>
       <w:br/>
       <w:br/>
     </w:r>

--- a/tillsyn/A 10103-2022 tillsynsbegäran.docx
+++ b/tillsyn/A 10103-2022 tillsynsbegäran.docx
@@ -329,7 +329,7 @@
     <w:r>
       <w:tab/>
       <w:tab/>
-      <w:t>2026-10-01</w:t>
+      <w:t>2026-10-02</w:t>
       <w:br/>
       <w:br/>
     </w:r>

--- a/tillsyn/A 10103-2022 tillsynsbegäran.docx
+++ b/tillsyn/A 10103-2022 tillsynsbegäran.docx
@@ -329,7 +329,7 @@
     <w:r>
       <w:tab/>
       <w:tab/>
-      <w:t>2026-10-02</w:t>
+      <w:t>2026-10-03</w:t>
       <w:br/>
       <w:br/>
     </w:r>

--- a/tillsyn/A 10103-2022 tillsynsbegäran.docx
+++ b/tillsyn/A 10103-2022 tillsynsbegäran.docx
@@ -329,7 +329,7 @@
     <w:r>
       <w:tab/>
       <w:tab/>
-      <w:t>2026-10-03</w:t>
+      <w:t>2026-10-04</w:t>
       <w:br/>
       <w:br/>
     </w:r>

--- a/tillsyn/A 10103-2022 tillsynsbegäran.docx
+++ b/tillsyn/A 10103-2022 tillsynsbegäran.docx
@@ -329,7 +329,7 @@
     <w:r>
       <w:tab/>
       <w:tab/>
-      <w:t>2026-10-04</w:t>
+      <w:t>2026-10-05</w:t>
       <w:br/>
       <w:br/>
     </w:r>

--- a/tillsyn/A 10103-2022 tillsynsbegäran.docx
+++ b/tillsyn/A 10103-2022 tillsynsbegäran.docx
@@ -329,7 +329,7 @@
     <w:r>
       <w:tab/>
       <w:tab/>
-      <w:t>2026-10-05</w:t>
+      <w:t>2026-10-06</w:t>
       <w:br/>
       <w:br/>
     </w:r>

--- a/tillsyn/A 10103-2022 tillsynsbegäran.docx
+++ b/tillsyn/A 10103-2022 tillsynsbegäran.docx
@@ -329,7 +329,7 @@
     <w:r>
       <w:tab/>
       <w:tab/>
-      <w:t>2026-10-06</w:t>
+      <w:t>2026-10-07</w:t>
       <w:br/>
       <w:br/>
     </w:r>

--- a/tillsyn/A 10103-2022 tillsynsbegäran.docx
+++ b/tillsyn/A 10103-2022 tillsynsbegäran.docx
@@ -329,7 +329,7 @@
     <w:r>
       <w:tab/>
       <w:tab/>
-      <w:t>2026-10-07</w:t>
+      <w:t>2026-10-08</w:t>
       <w:br/>
       <w:br/>
     </w:r>

--- a/tillsyn/A 10103-2022 tillsynsbegäran.docx
+++ b/tillsyn/A 10103-2022 tillsynsbegäran.docx
@@ -329,7 +329,7 @@
     <w:r>
       <w:tab/>
       <w:tab/>
-      <w:t>2026-10-08</w:t>
+      <w:t>2026-10-09</w:t>
       <w:br/>
       <w:br/>
     </w:r>

--- a/tillsyn/A 10103-2022 tillsynsbegäran.docx
+++ b/tillsyn/A 10103-2022 tillsynsbegäran.docx
@@ -65,7 +65,7 @@
     </w:p>
     <w:p>
       <w:r>
-        <w:t>I avverkningsanmälan finns fynd av 5 naturvårdsarter, varav 2 är rödlistade, 1 är fridlyst, 2 är typiska (T) och 2 är signalarter (S): jätteknäppare (NT), mindre träfjäril (NT), bronshjon (S, T), gulröd blankbock (S) och nattskärra (T, §4). Se Figur 1.</w:t>
+        <w:t>I avverkningsanmälan finns fynd av 6 naturvårdsarter, varav 2 är rödlistade, 1 är fridlyst, 3 är typiska (T) och 3 är signalarter (S): jätteknäppare (NT), mindre träfjäril (NT), bronshjon (S, T), gulröd blankbock (S), trådticka (S, T) och nattskärra (T, §4). Se Figur 1.</w:t>
       </w:r>
     </w:p>
     <w:p>
@@ -164,6 +164,35 @@
         <w:rPr>
           <w:b/>
         </w:rPr>
+        <w:t xml:space="preserve">Trådticka </w:t>
+      </w:r>
+      <w:r>
+        <w:t xml:space="preserve">är knuten till grova granar i rikare ofta fuktiga miljöer. Den återfinns på både levande och döda träd samt stubbar och nyligen fallna träd. Karaktärsart för äldre fuktiga granskogsbiotoper, och i stor mängd är den en bra signalart för miljöer med andra rödlistade arter. Trådticka är typisk art för </w:t>
+      </w:r>
+      <w:r>
+        <w:rPr>
+          <w:i/>
+        </w:rPr>
+        <w:t xml:space="preserve">9010 Taiga </w:t>
+      </w:r>
+      <w:r>
+        <w:t xml:space="preserve">och </w:t>
+      </w:r>
+      <w:r>
+        <w:rPr>
+          <w:i/>
+        </w:rPr>
+        <w:t xml:space="preserve">9050 Näringsrik granskog </w:t>
+      </w:r>
+      <w:r>
+        <w:t>(SLU Artdatabanken, 2025).</w:t>
+      </w:r>
+    </w:p>
+    <w:p>
+      <w:r>
+        <w:rPr>
+          <w:b/>
+        </w:rPr>
         <w:t>Nattskärra (§4)</w:t>
       </w:r>
       <w:r>
@@ -329,7 +358,7 @@
     <w:r>
       <w:tab/>
       <w:tab/>
-      <w:t>2026-10-09</w:t>
+      <w:t>2026-10-10</w:t>
       <w:br/>
       <w:br/>
     </w:r>

--- a/tillsyn/A 10103-2022 tillsynsbegäran.docx
+++ b/tillsyn/A 10103-2022 tillsynsbegäran.docx
@@ -358,7 +358,7 @@
     <w:r>
       <w:tab/>
       <w:tab/>
-      <w:t>2026-10-10</w:t>
+      <w:t>2026-10-11</w:t>
       <w:br/>
       <w:br/>
     </w:r>

--- a/tillsyn/A 10103-2022 tillsynsbegäran.docx
+++ b/tillsyn/A 10103-2022 tillsynsbegäran.docx
@@ -358,7 +358,7 @@
     <w:r>
       <w:tab/>
       <w:tab/>
-      <w:t>2026-10-11</w:t>
+      <w:t>2026-10-12</w:t>
       <w:br/>
       <w:br/>
     </w:r>

--- a/tillsyn/A 10103-2022 tillsynsbegäran.docx
+++ b/tillsyn/A 10103-2022 tillsynsbegäran.docx
@@ -358,7 +358,7 @@
     <w:r>
       <w:tab/>
       <w:tab/>
-      <w:t>2026-10-12</w:t>
+      <w:t>2026-10-13</w:t>
       <w:br/>
       <w:br/>
     </w:r>

--- a/tillsyn/A 10103-2022 tillsynsbegäran.docx
+++ b/tillsyn/A 10103-2022 tillsynsbegäran.docx
@@ -358,7 +358,7 @@
     <w:r>
       <w:tab/>
       <w:tab/>
-      <w:t>2026-10-13</w:t>
+      <w:t>2026-10-14</w:t>
       <w:br/>
       <w:br/>
     </w:r>

--- a/tillsyn/A 10103-2022 tillsynsbegäran.docx
+++ b/tillsyn/A 10103-2022 tillsynsbegäran.docx
@@ -358,7 +358,7 @@
     <w:r>
       <w:tab/>
       <w:tab/>
-      <w:t>2026-10-14</w:t>
+      <w:t>2026-10-15</w:t>
       <w:br/>
       <w:br/>
     </w:r>

--- a/tillsyn/A 10103-2022 tillsynsbegäran.docx
+++ b/tillsyn/A 10103-2022 tillsynsbegäran.docx
@@ -358,7 +358,7 @@
     <w:r>
       <w:tab/>
       <w:tab/>
-      <w:t>2026-10-15</w:t>
+      <w:t>2026-10-16</w:t>
       <w:br/>
       <w:br/>
     </w:r>

--- a/tillsyn/A 10103-2022 tillsynsbegäran.docx
+++ b/tillsyn/A 10103-2022 tillsynsbegäran.docx
@@ -358,7 +358,7 @@
     <w:r>
       <w:tab/>
       <w:tab/>
-      <w:t>2026-10-16</w:t>
+      <w:t>2026-10-17</w:t>
       <w:br/>
       <w:br/>
     </w:r>

--- a/tillsyn/A 10103-2022 tillsynsbegäran.docx
+++ b/tillsyn/A 10103-2022 tillsynsbegäran.docx
@@ -358,7 +358,7 @@
     <w:r>
       <w:tab/>
       <w:tab/>
-      <w:t>2026-10-17</w:t>
+      <w:t>2026-10-18</w:t>
       <w:br/>
       <w:br/>
     </w:r>

--- a/tillsyn/A 10103-2022 tillsynsbegäran.docx
+++ b/tillsyn/A 10103-2022 tillsynsbegäran.docx
@@ -358,7 +358,7 @@
     <w:r>
       <w:tab/>
       <w:tab/>
-      <w:t>2026-10-18</w:t>
+      <w:t>2026-10-19</w:t>
       <w:br/>
       <w:br/>
     </w:r>

--- a/tillsyn/A 10103-2022 tillsynsbegäran.docx
+++ b/tillsyn/A 10103-2022 tillsynsbegäran.docx
@@ -358,7 +358,7 @@
     <w:r>
       <w:tab/>
       <w:tab/>
-      <w:t>2026-10-19</w:t>
+      <w:t>2026-10-20</w:t>
       <w:br/>
       <w:br/>
     </w:r>

--- a/tillsyn/A 10103-2022 tillsynsbegäran.docx
+++ b/tillsyn/A 10103-2022 tillsynsbegäran.docx
@@ -358,7 +358,7 @@
     <w:r>
       <w:tab/>
       <w:tab/>
-      <w:t>2026-10-20</w:t>
+      <w:t>2026-10-21</w:t>
       <w:br/>
       <w:br/>
     </w:r>

--- a/tillsyn/A 10103-2022 tillsynsbegäran.docx
+++ b/tillsyn/A 10103-2022 tillsynsbegäran.docx
@@ -358,7 +358,7 @@
     <w:r>
       <w:tab/>
       <w:tab/>
-      <w:t>2026-10-21</w:t>
+      <w:t>2026-10-22</w:t>
       <w:br/>
       <w:br/>
     </w:r>

--- a/tillsyn/A 10103-2022 tillsynsbegäran.docx
+++ b/tillsyn/A 10103-2022 tillsynsbegäran.docx
@@ -358,7 +358,7 @@
     <w:r>
       <w:tab/>
       <w:tab/>
-      <w:t>2026-10-22</w:t>
+      <w:t>2026-10-23</w:t>
       <w:br/>
       <w:br/>
     </w:r>

--- a/tillsyn/A 10103-2022 tillsynsbegäran.docx
+++ b/tillsyn/A 10103-2022 tillsynsbegäran.docx
@@ -358,7 +358,7 @@
     <w:r>
       <w:tab/>
       <w:tab/>
-      <w:t>2026-10-23</w:t>
+      <w:t>2026-10-24</w:t>
       <w:br/>
       <w:br/>
     </w:r>

--- a/tillsyn/A 10103-2022 tillsynsbegäran.docx
+++ b/tillsyn/A 10103-2022 tillsynsbegäran.docx
@@ -358,7 +358,7 @@
     <w:r>
       <w:tab/>
       <w:tab/>
-      <w:t>2026-10-24</w:t>
+      <w:t>2026-10-25</w:t>
       <w:br/>
       <w:br/>
     </w:r>

--- a/tillsyn/A 10103-2022 tillsynsbegäran.docx
+++ b/tillsyn/A 10103-2022 tillsynsbegäran.docx
@@ -358,7 +358,7 @@
     <w:r>
       <w:tab/>
       <w:tab/>
-      <w:t>2026-10-25</w:t>
+      <w:t>2026-10-26</w:t>
       <w:br/>
       <w:br/>
     </w:r>

--- a/tillsyn/A 10103-2022 tillsynsbegäran.docx
+++ b/tillsyn/A 10103-2022 tillsynsbegäran.docx
@@ -358,7 +358,7 @@
     <w:r>
       <w:tab/>
       <w:tab/>
-      <w:t>2026-10-26</w:t>
+      <w:t>2026-10-27</w:t>
       <w:br/>
       <w:br/>
     </w:r>

--- a/tillsyn/A 10103-2022 tillsynsbegäran.docx
+++ b/tillsyn/A 10103-2022 tillsynsbegäran.docx
@@ -358,7 +358,7 @@
     <w:r>
       <w:tab/>
       <w:tab/>
-      <w:t>2026-10-27</w:t>
+      <w:t>2026-10-28</w:t>
       <w:br/>
       <w:br/>
     </w:r>

--- a/tillsyn/A 10103-2022 tillsynsbegäran.docx
+++ b/tillsyn/A 10103-2022 tillsynsbegäran.docx
@@ -358,7 +358,7 @@
     <w:r>
       <w:tab/>
       <w:tab/>
-      <w:t>2026-10-28</w:t>
+      <w:t>2026-10-29</w:t>
       <w:br/>
       <w:br/>
     </w:r>

--- a/tillsyn/A 10103-2022 tillsynsbegäran.docx
+++ b/tillsyn/A 10103-2022 tillsynsbegäran.docx
@@ -358,7 +358,7 @@
     <w:r>
       <w:tab/>
       <w:tab/>
-      <w:t>2026-10-29</w:t>
+      <w:t>2026-10-31</w:t>
       <w:br/>
       <w:br/>
     </w:r>
